--- a/政達搭排案/06搭排計畫書_政達二廠_1150902修正.docx
+++ b/政達搭排案/06搭排計畫書_政達二廠_1150902修正.docx
@@ -55,8 +55,8 @@
                     <w:rPr>
                       <w:rFonts w:ascii="DFKai-SB" w:hAnsi="DFKai-SB" w:eastAsia="DFKai-SB"/>
                       <w:color w:val="000000"/>
-                      <w:sz w:val="17"/>
-                      <w:szCs w:val="17"/>
+                      <w:sz w:val="24"/>
+                      <w:szCs w:val="24"/>
                     </w:rPr>
                     <w:t xml:space="preserve">政達木業有限公司</w:t>
                   </w:r>
@@ -80,8 +80,8 @@
                     <w:rPr>
                       <w:rFonts w:ascii="DFKai-SB" w:hAnsi="DFKai-SB" w:eastAsia="DFKai-SB"/>
                       <w:color w:val="000000"/>
-                      <w:sz w:val="18"/>
-                      <w:szCs w:val="18"/>
+                      <w:sz w:val="24"/>
+                      <w:szCs w:val="24"/>
                     </w:rPr>
                     <w:t xml:space="preserve">陳文政</w:t>
                   </w:r>
@@ -105,8 +105,8 @@
                     <w:rPr>
                       <w:rFonts w:ascii="DFKai-SB" w:hAnsi="DFKai-SB" w:eastAsia="DFKai-SB"/>
                       <w:color w:val="000000"/>
-                      <w:sz w:val="18"/>
-                      <w:szCs w:val="18"/>
+                      <w:sz w:val="24"/>
+                      <w:szCs w:val="24"/>
                     </w:rPr>
                     <w:t xml:space="preserve">89497279</w:t>
                   </w:r>
@@ -130,8 +130,8 @@
                     <w:rPr>
                       <w:rFonts w:ascii="DFKai-SB" w:hAnsi="DFKai-SB" w:eastAsia="DFKai-SB"/>
                       <w:color w:val="000000"/>
-                      <w:sz w:val="18"/>
-                      <w:szCs w:val="18"/>
+                      <w:sz w:val="24"/>
+                      <w:szCs w:val="24"/>
                     </w:rPr>
                     <w:t xml:space="preserve">G120582948</w:t>
                   </w:r>
@@ -155,8 +155,8 @@
                     <w:rPr>
                       <w:rFonts w:ascii="DFKai-SB" w:hAnsi="DFKai-SB" w:eastAsia="DFKai-SB"/>
                       <w:color w:val="000000"/>
-                      <w:sz w:val="14"/>
-                      <w:szCs w:val="14"/>
+                      <w:sz w:val="20"/>
+                      <w:szCs w:val="20"/>
                     </w:rPr>
                     <w:t xml:space="preserve">宜蘭</w:t>
                   </w:r>
@@ -180,8 +180,8 @@
                     <w:rPr>
                       <w:rFonts w:ascii="DFKai-SB" w:hAnsi="DFKai-SB" w:eastAsia="DFKai-SB"/>
                       <w:color w:val="000000"/>
-                      <w:sz w:val="14"/>
-                      <w:szCs w:val="14"/>
+                      <w:sz w:val="20"/>
+                      <w:szCs w:val="20"/>
                     </w:rPr>
                     <w:t xml:space="preserve">冬山</w:t>
                   </w:r>
@@ -205,8 +205,8 @@
                     <w:rPr>
                       <w:rFonts w:ascii="DFKai-SB" w:hAnsi="DFKai-SB" w:eastAsia="DFKai-SB"/>
                       <w:color w:val="000000"/>
-                      <w:sz w:val="11"/>
-                      <w:szCs w:val="11"/>
+                      <w:sz w:val="20"/>
+                      <w:szCs w:val="20"/>
                     </w:rPr>
                     <w:t xml:space="preserve">得安村梅林</w:t>
                   </w:r>
@@ -230,8 +230,8 @@
                     <w:rPr>
                       <w:rFonts w:ascii="DFKai-SB" w:hAnsi="DFKai-SB" w:eastAsia="DFKai-SB"/>
                       <w:color w:val="000000"/>
-                      <w:sz w:val="14"/>
-                      <w:szCs w:val="14"/>
+                      <w:sz w:val="20"/>
+                      <w:szCs w:val="20"/>
                     </w:rPr>
                     <w:t xml:space="preserve">－</w:t>
                   </w:r>
@@ -255,8 +255,8 @@
                     <w:rPr>
                       <w:rFonts w:ascii="DFKai-SB" w:hAnsi="DFKai-SB" w:eastAsia="DFKai-SB"/>
                       <w:color w:val="000000"/>
-                      <w:sz w:val="13"/>
-                      <w:szCs w:val="13"/>
+                      <w:sz w:val="20"/>
+                      <w:szCs w:val="20"/>
                     </w:rPr>
                     <w:t xml:space="preserve">571-1</w:t>
                   </w:r>
@@ -280,8 +280,8 @@
                     <w:rPr>
                       <w:rFonts w:ascii="DFKai-SB" w:hAnsi="DFKai-SB" w:eastAsia="DFKai-SB"/>
                       <w:color w:val="000000"/>
-                      <w:sz w:val="17"/>
-                      <w:szCs w:val="17"/>
+                      <w:sz w:val="24"/>
+                      <w:szCs w:val="24"/>
                     </w:rPr>
                     <w:t xml:space="preserve">0932-164882</w:t>
                   </w:r>
@@ -305,8 +305,8 @@
                     <w:rPr>
                       <w:rFonts w:ascii="DFKai-SB" w:hAnsi="DFKai-SB" w:eastAsia="DFKai-SB"/>
                       <w:color w:val="000000"/>
-                      <w:sz w:val="16"/>
-                      <w:szCs w:val="16"/>
+                      <w:sz w:val="24"/>
+                      <w:szCs w:val="24"/>
                     </w:rPr>
                     <w:t xml:space="preserve">(03)958-5175</w:t>
                   </w:r>
@@ -345,8 +345,8 @@
                     <w:rPr>
                       <w:rFonts w:ascii="DFKai-SB" w:hAnsi="DFKai-SB" w:eastAsia="DFKai-SB"/>
                       <w:color w:val="000000"/>
-                      <w:sz w:val="17"/>
-                      <w:szCs w:val="17"/>
+                      <w:sz w:val="24"/>
+                      <w:szCs w:val="24"/>
                     </w:rPr>
                     <w:t xml:space="preserve">115</w:t>
                   </w:r>
@@ -370,8 +370,8 @@
                     <w:rPr>
                       <w:rFonts w:ascii="DFKai-SB" w:hAnsi="DFKai-SB" w:eastAsia="DFKai-SB"/>
                       <w:color w:val="000000"/>
-                      <w:sz w:val="17"/>
-                      <w:szCs w:val="17"/>
+                      <w:sz w:val="24"/>
+                      <w:szCs w:val="24"/>
                     </w:rPr>
                     <w:t xml:space="preserve">120</w:t>
                   </w:r>
@@ -395,8 +395,8 @@
                     <w:rPr>
                       <w:rFonts w:ascii="DFKai-SB" w:hAnsi="DFKai-SB" w:eastAsia="DFKai-SB"/>
                       <w:color w:val="000000"/>
-                      <w:sz w:val="13"/>
-                      <w:szCs w:val="13"/>
+                      <w:sz w:val="20"/>
+                      <w:szCs w:val="20"/>
                     </w:rPr>
                     <w:t xml:space="preserve">宜蘭</w:t>
                   </w:r>
@@ -420,8 +420,8 @@
                     <w:rPr>
                       <w:rFonts w:ascii="DFKai-SB" w:hAnsi="DFKai-SB" w:eastAsia="DFKai-SB"/>
                       <w:color w:val="000000"/>
-                      <w:sz w:val="13"/>
-                      <w:szCs w:val="13"/>
+                      <w:sz w:val="20"/>
+                      <w:szCs w:val="20"/>
                     </w:rPr>
                     <w:t xml:space="preserve">冬山</w:t>
                   </w:r>
@@ -445,8 +445,8 @@
                     <w:rPr>
                       <w:rFonts w:ascii="DFKai-SB" w:hAnsi="DFKai-SB" w:eastAsia="DFKai-SB"/>
                       <w:color w:val="000000"/>
-                      <w:sz w:val="13"/>
-                      <w:szCs w:val="13"/>
+                      <w:sz w:val="20"/>
+                      <w:szCs w:val="20"/>
                     </w:rPr>
                     <w:t xml:space="preserve">梅山</w:t>
                   </w:r>
@@ -470,8 +470,8 @@
                     <w:rPr>
                       <w:rFonts w:ascii="DFKai-SB" w:hAnsi="DFKai-SB" w:eastAsia="DFKai-SB"/>
                       <w:color w:val="000000"/>
-                      <w:sz w:val="13"/>
-                      <w:szCs w:val="13"/>
+                      <w:sz w:val="20"/>
+                      <w:szCs w:val="20"/>
                     </w:rPr>
                     <w:t xml:space="preserve">－</w:t>
                   </w:r>
@@ -495,8 +495,8 @@
                     <w:rPr>
                       <w:rFonts w:ascii="DFKai-SB" w:hAnsi="DFKai-SB" w:eastAsia="DFKai-SB"/>
                       <w:color w:val="000000"/>
-                      <w:sz w:val="13"/>
-                      <w:szCs w:val="13"/>
+                      <w:sz w:val="20"/>
+                      <w:szCs w:val="20"/>
                     </w:rPr>
                     <w:t xml:space="preserve">329</w:t>
                   </w:r>
@@ -520,8 +520,8 @@
                     <w:rPr>
                       <w:rFonts w:ascii="DFKai-SB" w:hAnsi="DFKai-SB" w:eastAsia="DFKai-SB"/>
                       <w:color w:val="000000"/>
-                      <w:sz w:val="17"/>
-                      <w:szCs w:val="17"/>
+                      <w:sz w:val="24"/>
+                      <w:szCs w:val="24"/>
                     </w:rPr>
                     <w:t xml:space="preserve">325727.9</w:t>
                   </w:r>
@@ -545,8 +545,8 @@
                     <w:rPr>
                       <w:rFonts w:ascii="DFKai-SB" w:hAnsi="DFKai-SB" w:eastAsia="DFKai-SB"/>
                       <w:color w:val="000000"/>
-                      <w:sz w:val="17"/>
-                      <w:szCs w:val="17"/>
+                      <w:sz w:val="24"/>
+                      <w:szCs w:val="24"/>
                     </w:rPr>
                     <w:t xml:space="preserve">2726851.6</w:t>
                   </w:r>
@@ -570,8 +570,8 @@
                     <w:rPr>
                       <w:rFonts w:ascii="DFKai-SB" w:hAnsi="DFKai-SB" w:eastAsia="DFKai-SB"/>
                       <w:color w:val="000000"/>
-                      <w:sz w:val="13"/>
-                      <w:szCs w:val="13"/>
+                      <w:sz w:val="24"/>
+                      <w:szCs w:val="24"/>
                     </w:rPr>
                     <w:t xml:space="preserve">梅花排水</w:t>
                   </w:r>
@@ -595,8 +595,8 @@
                     <w:rPr>
                       <w:rFonts w:ascii="DFKai-SB" w:hAnsi="DFKai-SB" w:eastAsia="DFKai-SB"/>
                       <w:color w:val="000000"/>
-                      <w:sz w:val="14"/>
-                      <w:szCs w:val="14"/>
+                      <w:sz w:val="24"/>
+                      <w:szCs w:val="24"/>
                     </w:rPr>
                     <w:t xml:space="preserve"> </w:t>
                   </w:r>
@@ -620,8 +620,8 @@
                     <w:rPr>
                       <w:rFonts w:ascii="DFKai-SB" w:hAnsi="DFKai-SB" w:eastAsia="DFKai-SB"/>
                       <w:color w:val="000000"/>
-                      <w:sz w:val="14"/>
-                      <w:szCs w:val="14"/>
+                      <w:sz w:val="24"/>
+                      <w:szCs w:val="24"/>
                     </w:rPr>
                     <w:t xml:space="preserve"> </w:t>
                   </w:r>
@@ -655,8 +655,8 @@
                     <w:rPr>
                       <w:rFonts w:ascii="DFKai-SB" w:hAnsi="DFKai-SB" w:eastAsia="DFKai-SB"/>
                       <w:color w:val="000000"/>
-                      <w:sz w:val="17"/>
-                      <w:szCs w:val="17"/>
+                      <w:sz w:val="24"/>
+                      <w:szCs w:val="24"/>
                     </w:rPr>
                     <w:t xml:space="preserve">1.80</w:t>
                   </w:r>
@@ -680,8 +680,8 @@
                     <w:rPr>
                       <w:rFonts w:ascii="DFKai-SB" w:hAnsi="DFKai-SB" w:eastAsia="DFKai-SB"/>
                       <w:color w:val="000000"/>
-                      <w:sz w:val="17"/>
-                      <w:szCs w:val="17"/>
+                      <w:sz w:val="24"/>
+                      <w:szCs w:val="24"/>
                     </w:rPr>
                     <w:t xml:space="preserve">2.25</w:t>
                   </w:r>
@@ -705,8 +705,8 @@
                     <w:rPr>
                       <w:rFonts w:ascii="DFKai-SB" w:hAnsi="DFKai-SB" w:eastAsia="DFKai-SB"/>
                       <w:color w:val="000000"/>
-                      <w:sz w:val="17"/>
-                      <w:szCs w:val="17"/>
+                      <w:sz w:val="24"/>
+                      <w:szCs w:val="24"/>
                     </w:rPr>
                     <w:t xml:space="preserve">300</w:t>
                   </w:r>
@@ -730,8 +730,8 @@
                     <w:rPr>
                       <w:rFonts w:ascii="DFKai-SB" w:hAnsi="DFKai-SB" w:eastAsia="DFKai-SB"/>
                       <w:color w:val="000000"/>
-                      <w:sz w:val="17"/>
-                      <w:szCs w:val="17"/>
+                      <w:sz w:val="24"/>
+                      <w:szCs w:val="24"/>
                     </w:rPr>
                     <w:t xml:space="preserve">675</w:t>
                   </w:r>
@@ -760,8 +760,8 @@
                     <w:rPr>
                       <w:rFonts w:ascii="DFKai-SB" w:hAnsi="DFKai-SB" w:eastAsia="DFKai-SB"/>
                       <w:color w:val="000000"/>
-                      <w:sz w:val="15"/>
-                      <w:szCs w:val="15"/>
+                      <w:sz w:val="24"/>
+                      <w:szCs w:val="24"/>
                     </w:rPr>
                     <w:t xml:space="preserve">化糞池1組</w:t>
                   </w:r>
@@ -975,8 +975,8 @@
                     <w:rPr>
                       <w:rFonts w:ascii="DFKai-SB" w:hAnsi="DFKai-SB" w:eastAsia="DFKai-SB"/>
                       <w:color w:val="000000"/>
-                      <w:sz w:val="14"/>
-                      <w:szCs w:val="14"/>
+                      <w:sz w:val="24"/>
+                      <w:szCs w:val="24"/>
                     </w:rPr>
                     <w:t xml:space="preserve">工廠改善計畫核定函影本（府旅商字第1130980315號）</w:t>
                   </w:r>
